--- a/工程文件/PunchPro_APP设计方案.docx
+++ b/工程文件/PunchPro_APP设计方案.docx
@@ -149,7 +149,7 @@
           <w:sz w:val="22"/>
           <w:szCs w:val="22"/>
         </w:rPr>
-        <w:t xml:space="preserve">速度球表面安装压力传感器，击打时感应压力变化，识别是否击中及击中的力度，并通过蓝牙将数据传输到手机APP。传感器采集的核心数据包括：</w:t>
+        <w:t>速度球表面安装压力传感器，击打时感应压力变化，识别是否击中及击中的评分，并通过蓝牙将数据传输到手机APP。传感器采集的核心数据包括：</w:t>
       </w:r>
     </w:p>
     <w:p>
@@ -185,7 +185,7 @@
           <w:sz w:val="22"/>
           <w:szCs w:val="22"/>
         </w:rPr>
-        <w:t xml:space="preserve">击打力度（压力数值，单位 N）</w:t>
+        <w:t>相对力量评分（压力数值，无物理单位）</w:t>
       </w:r>
     </w:p>
     <w:p>
@@ -203,7 +203,7 @@
           <w:sz w:val="22"/>
           <w:szCs w:val="22"/>
         </w:rPr>
-        <w:t xml:space="preserve">击打有效性判断（超过15N门槛计为有效击打）</w:t>
+        <w:t>击打有效性判断（相对力量评分超过 15 的门槛计为有效击打）</w:t>
       </w:r>
     </w:p>
     <w:p>
@@ -681,7 +681,7 @@
                 <w:sz w:val="20"/>
                 <w:szCs w:val="20"/>
               </w:rPr>
-              <w:t xml:space="preserve">击打力度波形</w:t>
+              <w:t>相对力量评分波形</w:t>
             </w:r>
           </w:p>
         </w:tc>
@@ -711,7 +711,7 @@
                 <w:sz w:val="20"/>
                 <w:szCs w:val="20"/>
               </w:rPr>
-              <w:t xml:space="preserve">每次击打后实时新增一根柱子，颜色分三档：蓝色（轻击&lt;30N）、橙色（中等30-70N）、红色（重拳&gt;70N）。柱子向左滚动，保留最近约42次记录，构成动态波形感。</w:t>
+              <w:t>每次击打后实时新增一根柱子，颜色分三档：蓝色（轻击&lt;30）、橙色（中等30-70）、红色（重拳&gt;70）。柱子向左滚动，保留最近约42次记录，构成动态波形感。</w:t>
             </w:r>
           </w:p>
         </w:tc>
@@ -773,7 +773,7 @@
                 <w:sz w:val="20"/>
                 <w:szCs w:val="20"/>
               </w:rPr>
-              <w:t xml:space="preserve">当传感器采集到符合特定时间间隔和力度序列的击打模式时，对应连击徽章点亮。识别逻辑：击打间隔（Jab-Cross通常200-400ms）。识别成功时搭配短暂震动反馈。</w:t>
+              <w:t>当传感器采集到符合特定时间间隔和评分序列的击打模式时，对应连击徽章点亮。识别逻辑：击打间隔（Jab-Cross通常200-400ms）。识别成功时搭配短暂震动反馈。</w:t>
             </w:r>
           </w:p>
         </w:tc>
@@ -930,7 +930,7 @@
           <w:sz w:val="22"/>
           <w:szCs w:val="22"/>
         </w:rPr>
-        <w:t xml:space="preserve">阈值判断：超过 15N 计为一次有效击打</w:t>
+        <w:t>阈值判断：超过 15 计为一次有效击打</w:t>
       </w:r>
     </w:p>
     <w:p>
@@ -1058,7 +1058,7 @@
           <w:sz w:val="22"/>
           <w:szCs w:val="22"/>
         </w:rPr>
-        <w:t xml:space="preserve">力度序列模式：通过击打力度的相对变化识别不同拳法类型</w:t>
+        <w:t>评分序列模式：通过相对力量评分的相对变化识别不同拳法类型</w:t>
       </w:r>
     </w:p>
     <w:p>
@@ -1316,7 +1316,7 @@
                 <w:sz w:val="20"/>
                 <w:szCs w:val="20"/>
               </w:rPr>
-              <w:t xml:space="preserve">力度骤降超过20%</w:t>
+              <w:t>评分骤降超过20%</w:t>
             </w:r>
           </w:p>
         </w:tc>
@@ -1346,7 +1346,7 @@
                 <w:sz w:val="20"/>
                 <w:szCs w:val="20"/>
               </w:rPr>
-              <w:t xml:space="preserve">「注意力度！打得扎实一点，不是在挠痒痒！」</w:t>
+              <w:t>「注意评分！打得扎实一点，不是在挠痒痒！」</w:t>
             </w:r>
           </w:p>
         </w:tc>
@@ -1529,7 +1529,7 @@
           <w:sz w:val="22"/>
           <w:szCs w:val="22"/>
         </w:rPr>
-        <w:t xml:space="preserve">严厉型：「这力度不行，重来！」——强调执行力和突破</w:t>
+        <w:t>严厉型：「这评分不行，重来！」——强调执行力和突破</w:t>
       </w:r>
     </w:p>
     <w:p>
@@ -1803,7 +1803,7 @@
                 <w:sz w:val="20"/>
                 <w:szCs w:val="20"/>
               </w:rPr>
-              <w:t xml:space="preserve">单拳峰值力度，体现瞬间爆发能力</w:t>
+              <w:t>单拳最高相对力量评分，体现瞬间爆发能力</w:t>
             </w:r>
           </w:p>
         </w:tc>
@@ -1835,7 +1835,7 @@
                 <w:sz w:val="20"/>
                 <w:szCs w:val="20"/>
               </w:rPr>
-              <w:t xml:space="preserve">击打力度</w:t>
+              <w:t>相对力量评分</w:t>
             </w:r>
           </w:p>
         </w:tc>
@@ -1895,7 +1895,7 @@
                 <w:sz w:val="20"/>
                 <w:szCs w:val="20"/>
               </w:rPr>
-              <w:t xml:space="preserve">所有击打的平均力度</w:t>
+              <w:t>所有击打的平均相对力量评分</w:t>
             </w:r>
           </w:p>
         </w:tc>
@@ -3509,7 +3509,7 @@
                 <w:sz w:val="20"/>
                 <w:szCs w:val="20"/>
               </w:rPr>
-              <w:t xml:space="preserve">峰值力度≥100N · 连续训练7天</w:t>
+              <w:t>最高相对力量评分≥100 · 连续训练7天</w:t>
             </w:r>
           </w:p>
         </w:tc>
@@ -4286,7 +4286,7 @@
                 <w:sz w:val="20"/>
                 <w:szCs w:val="20"/>
               </w:rPr>
-              <w:t xml:space="preserve">单拳力度超过120N</w:t>
+              <w:t>单拳评分超过120</w:t>
             </w:r>
           </w:p>
         </w:tc>
@@ -5322,7 +5322,7 @@
           <w:sz w:val="22"/>
           <w:szCs w:val="22"/>
         </w:rPr>
-        <w:t xml:space="preserve">APP 随机亮起视觉指令，用户需在限定时间内击打速度球，传感器返回命中确认。核心评分维度是反应时间（毫秒级），而非力度，给敏捷型用户差异化竞争优势。难度随段位动态调整：新手响应窗口 900ms，铂金段位压缩至 500ms。</w:t>
+        <w:t>APP 随机亮起视觉指令，用户需在限定时间内击打速度球，传感器返回命中确认。核心评分维度是反应时间（毫秒级），而非评分，给敏捷型用户差异化竞争优势。难度随段位动态调整：新手响应窗口 900ms，铂金段位压缩至 500ms。</w:t>
       </w:r>
     </w:p>
     <w:p>
@@ -5452,7 +5452,7 @@
           <w:sz w:val="22"/>
           <w:szCs w:val="22"/>
         </w:rPr>
-        <w:t xml:space="preserve">两种训练模式满足不同需求：跟拍模式要求踩点击打，对节奏感弱的用户有引导价值；自由模式纯粹记录力度数据，不评分节拍，给高强度训练用户使用。</w:t>
+        <w:t>两种训练模式满足不同需求：跟拍模式要求踩点击打，对节奏感弱的用户有引导价值；自由模式纯粹记录评分数据，不评分节拍，给高强度训练用户使用。</w:t>
       </w:r>
     </w:p>
     <w:p>
@@ -6191,7 +6191,7 @@
           <w:sz w:val="22"/>
           <w:szCs w:val="22"/>
         </w:rPr>
-        <w:t xml:space="preserve">音效与传感器数据实时绑定：力度 &lt;30N 播放轻击声，30–70N 播放中击声，&gt;70N 播放重拳声，并叠加空间混响。</w:t>
+        <w:t>音效与传感器数据实时绑定：评分 &lt;30 播放轻击声，30–70 播放中击声，&gt;70 播放重拳声，并叠加空间混响。</w:t>
       </w:r>
     </w:p>
     <w:p>
@@ -7897,7 +7897,7 @@
                 <w:sz w:val="20"/>
                 <w:szCs w:val="20"/>
               </w:rPr>
-              <w:t xml:space="preserve">回合内有效击打次数（超过15N计为有效）</w:t>
+              <w:t>回合内有效击打次数（相对力量评分超过 15 计为有效）</w:t>
             </w:r>
           </w:p>
         </w:tc>
@@ -7929,7 +7929,7 @@
                 <w:sz w:val="20"/>
                 <w:szCs w:val="20"/>
               </w:rPr>
-              <w:t xml:space="preserve">击打力度</w:t>
+              <w:t>相对力量评分</w:t>
             </w:r>
           </w:p>
         </w:tc>
@@ -7989,7 +7989,7 @@
                 <w:sz w:val="20"/>
                 <w:szCs w:val="20"/>
               </w:rPr>
-              <w:t xml:space="preserve">所有有效击打的平均力度，以N为单位加权</w:t>
+              <w:t>所有有效击打的平均相对力量评分，按无单位评分加权</w:t>
             </w:r>
           </w:p>
         </w:tc>
@@ -9134,7 +9134,7 @@
           <w:sz w:val="22"/>
           <w:szCs w:val="22"/>
         </w:rPr>
-        <w:t xml:space="preserve">绝对数据：峰值力度、卡路里、击打数等核心成绩</w:t>
+        <w:t>绝对数据：最高相对力量评分、卡路里、击打数等核心成绩</w:t>
       </w:r>
     </w:p>
     <w:p>
@@ -9165,7 +9165,7 @@
           <w:sz w:val="22"/>
           <w:szCs w:val="22"/>
         </w:rPr>
-        <w:t xml:space="preserve">配色随用户段位变化（铂金金色、白银银色等），高段位用户会主动展示差异化卡片。短视频数据叠加：录制训练视频时实时叠加力度数值、连击标签和 BPM 波形，让视频本身携带数据，引发观看者对产品的好奇心。</w:t>
+        <w:t>配色随用户段位变化（铂金金色、白银银色等），高段位用户会主动展示差异化卡片。短视频数据叠加：录制训练视频时实时叠加评分数值、连击标签和 BPM 波形，让视频本身携带数据，引发观看者对产品的好奇心。</w:t>
       </w:r>
     </w:p>
     <w:p>
@@ -9570,7 +9570,7 @@
                 <w:sz w:val="20"/>
                 <w:szCs w:val="20"/>
               </w:rPr>
-              <w:t xml:space="preserve">历史峰值力度</w:t>
+              <w:t>历史最高相对力量评分</w:t>
             </w:r>
           </w:p>
         </w:tc>
@@ -9947,7 +9947,7 @@
           <w:sz w:val="22"/>
           <w:szCs w:val="22"/>
         </w:rPr>
-        <w:t xml:space="preserve">采用双 Y 轴设计：击打数（量）和平均力度（质）量纲不同，分开两轴让用户同时感知「打了多少」和「打得怎样」，两者配合判断是在堆量还是提质。</w:t>
+        <w:t>采用双 Y 轴设计：击打数（量）和平均相对力量评分（质）量纲不同，分开两轴让用户同时感知「打了多少」和「打得怎样」，两者配合判断是在堆量还是提质。</w:t>
       </w:r>
     </w:p>
     <w:p>
@@ -10252,7 +10252,7 @@
                 <w:sz w:val="20"/>
                 <w:szCs w:val="20"/>
               </w:rPr>
-              <w:t xml:space="preserve">「力度骤降20%，体能下降信号，建议缩短回合」</w:t>
+              <w:t>「评分骤降20%，体能下降信号，建议缩短回合」</w:t>
             </w:r>
           </w:p>
         </w:tc>
@@ -10436,7 +10436,7 @@
                 <w:sz w:val="20"/>
                 <w:szCs w:val="20"/>
               </w:rPr>
-              <w:t xml:space="preserve">「本周峰值力度较上月提升18%，继续保持！」</w:t>
+              <w:t>「本周最高相对力量评分较上月提升18%，继续保持！」</w:t>
             </w:r>
           </w:p>
         </w:tc>
@@ -11559,6 +11559,11 @@
           <w:szCs w:val="20"/>
         </w:rPr>
         <w:t xml:space="preserve">PunchPro · 智能拳击速度球 APP 设计方案 · 版本 1.0</w:t>
+      </w:r>
+    </w:p>
+    <w:p>
+      <w:r>
+        <w:t>相对力量评分说明：软件直接采用硬件上报的原始值，不乘以 0.6；该评分未经标准测力设备标定，无物理单位，不代表 kg、kgf 或 N，仅用于相近条件下观察相对趋势。</w:t>
       </w:r>
     </w:p>
     <w:sectPr>
